--- a/backend/templates/GSSG-VA_300-001_Vehicle_Accident_Report.docx
+++ b/backend/templates/GSSG-VA_300-001_Vehicle_Accident_Report.docx
@@ -1258,7 +1258,7 @@
       <w:ind w:left="4513"/>
       <w:jc w:val="right"/>
       <w:rPr>
-        <w:rFonts w:ascii="Tahoma" w:hAnsi="Tahoma" w:cs="Tahoma"/>
+        <w:rFonts w:cstheme="minorHAnsi"/>
         <w:b/>
         <w:bCs/>
         <w:color w:val="A50021"/>
@@ -1270,26 +1270,22 @@
     </w:pPr>
     <w:r>
       <w:rPr>
-        <w:rFonts w:ascii="thmanyah serif display" w:hAnsi="thmanyah serif display" w:cs="thmanyah serif display"/>
+        <w:rFonts w:cstheme="minorHAnsi"/>
         <w:noProof/>
-        <w:color w:val="002060"/>
-        <w:sz w:val="32"/>
-        <w:szCs w:val="32"/>
-        <w:lang w:bidi="ar-AE"/>
       </w:rPr>
       <w:drawing>
-        <wp:anchor distT="0" distB="0" distL="114300" distR="114300" simplePos="0" relativeHeight="251658240" behindDoc="0" locked="0" layoutInCell="1" allowOverlap="1" wp14:anchorId="39E87562" wp14:editId="25EBFCA8">
+        <wp:anchor distT="0" distB="0" distL="114300" distR="114300" simplePos="0" relativeHeight="251668480" behindDoc="0" locked="0" layoutInCell="1" allowOverlap="1" wp14:anchorId="1BF5CD68" wp14:editId="20B99155">
           <wp:simplePos x="0" y="0"/>
           <wp:positionH relativeFrom="column">
-            <wp:posOffset>-299212</wp:posOffset>
+            <wp:posOffset>123338</wp:posOffset>
           </wp:positionH>
           <wp:positionV relativeFrom="paragraph">
-            <wp:posOffset>-195784</wp:posOffset>
+            <wp:posOffset>-315226</wp:posOffset>
           </wp:positionV>
-          <wp:extent cx="830580" cy="829310"/>
-          <wp:effectExtent l="0" t="0" r="7620" b="8890"/>
+          <wp:extent cx="3394858" cy="1132131"/>
+          <wp:effectExtent l="0" t="0" r="0" b="0"/>
           <wp:wrapNone/>
-          <wp:docPr id="983713447" name="Picture 1"/>
+          <wp:docPr id="940344456" name="Picture 5"/>
           <wp:cNvGraphicFramePr>
             <a:graphicFrameLocks xmlns:a="http://schemas.openxmlformats.org/drawingml/2006/main" noChangeAspect="1"/>
           </wp:cNvGraphicFramePr>
@@ -1297,8 +1293,10 @@
             <a:graphicData uri="http://schemas.openxmlformats.org/drawingml/2006/picture">
               <pic:pic xmlns:pic="http://schemas.openxmlformats.org/drawingml/2006/picture">
                 <pic:nvPicPr>
-                  <pic:cNvPr id="517447200" name="Picture 517447200"/>
-                  <pic:cNvPicPr/>
+                  <pic:cNvPr id="0" name="Picture 1"/>
+                  <pic:cNvPicPr>
+                    <a:picLocks noChangeAspect="1" noChangeArrowheads="1"/>
+                  </pic:cNvPicPr>
                 </pic:nvPicPr>
                 <pic:blipFill>
                   <a:blip r:embed="rId1">
@@ -1308,18 +1306,23 @@
                       </a:ext>
                     </a:extLst>
                   </a:blip>
+                  <a:srcRect/>
                   <a:stretch>
                     <a:fillRect/>
                   </a:stretch>
                 </pic:blipFill>
-                <pic:spPr>
+                <pic:spPr bwMode="auto">
                   <a:xfrm>
                     <a:off x="0" y="0"/>
-                    <a:ext cx="830580" cy="829310"/>
+                    <a:ext cx="3394858" cy="1132131"/>
                   </a:xfrm>
                   <a:prstGeom prst="rect">
                     <a:avLst/>
                   </a:prstGeom>
+                  <a:noFill/>
+                  <a:ln>
+                    <a:noFill/>
+                  </a:ln>
                 </pic:spPr>
               </pic:pic>
             </a:graphicData>
@@ -1335,7 +1338,7 @@
     </w:r>
     <w:r>
       <w:rPr>
-        <w:rFonts w:ascii="thmanyah serif display" w:hAnsi="thmanyah serif display" w:cs="thmanyah serif display"/>
+        <w:rFonts w:cstheme="minorHAnsi"/>
         <w:color w:val="002060"/>
         <w:sz w:val="32"/>
         <w:szCs w:val="32"/>
@@ -1346,7 +1349,7 @@
     </w:r>
     <w:r>
       <w:rPr>
-        <w:rFonts w:ascii="thmanyah serif display" w:hAnsi="thmanyah serif display" w:cs="thmanyah serif display"/>
+        <w:rFonts w:cstheme="minorHAnsi"/>
         <w:b/>
         <w:bCs/>
         <w:color w:val="002060"/>
@@ -1359,7 +1362,7 @@
     </w:r>
     <w:r>
       <w:rPr>
-        <w:rFonts w:ascii="Tahoma" w:hAnsi="Tahoma" w:cs="Tahoma"/>
+        <w:rFonts w:cstheme="minorHAnsi"/>
         <w:b/>
         <w:bCs/>
         <w:color w:val="A50021"/>
@@ -1380,7 +1383,7 @@
   <w:p>
     <w:pPr>
       <w:pStyle w:val="Header"/>
-      <w:ind w:left="6480"/>
+      <w:ind w:left="7200"/>
       <w:jc w:val="center"/>
       <w:rPr>
         <w:rFonts w:ascii="Tahoma" w:hAnsi="Tahoma" w:cs="Tahoma"/>
